--- a/cf/sh/u/files/u047.docx
+++ b/cf/sh/u/files/u047.docx
@@ -20,7 +20,7 @@
     </w:p>
     <w:p>
       <w:r>
-        <w:t>請針對每個題目，把答案填在「回答：」後面（越具體越好）；填好後請放回您的部門資料夾即可，不需回信。</w:t>
+        <w:t>這份問卷是想更了解您的實際作業，好把您的 AI 助理做得更貼近需求。第一部分請把答案填在「回答：」後面（越具體越好）；第二部分只是先讓您了解，之後用的時候再一起調整，不用現在填。填好後放回您的部門資料夾即可，不需回信。</w:t>
       </w:r>
     </w:p>
     <w:p>
@@ -32,8 +32,16 @@
       </w:r>
     </w:p>
     <w:p>
+      <w:pPr>
+        <w:pStyle w:val="Heading2"/>
+      </w:pPr>
       <w:r>
-        <w:t>1. 台積 price book 料號對照與單價主檔能否提供（含啟用/停用狀態）？</w:t>
+        <w:t>一、請您提供或確認的事情</w:t>
+      </w:r>
+    </w:p>
+    <w:p>
+      <w:r>
+        <w:t>1. 這題定位為「AI 出查詢與新增建議初稿、人做最終核定」，料號與定價都要人拍板。</w:t>
       </w:r>
     </w:p>
     <w:p>
@@ -43,7 +51,7 @@
     </w:p>
     <w:p>
       <w:r>
-        <w:t>2. 料號命名規則是什麼（材質碼、規格碼、客戶碼）？（C 級關鍵）</w:t>
+        <w:t>2. 請提供台積 price book 的料號對照與單價主檔（含哪些料號啟用、哪些停用）。</w:t>
       </w:r>
     </w:p>
     <w:p>
@@ -53,7 +61,7 @@
     </w:p>
     <w:p>
       <w:r>
-        <w:t>3. 查重要以哪些欄位判定「相近可替代」（品名、規格、材質、用途）？</w:t>
+        <w:t>3. 最關鍵：請提供料號命名規則（材質碼、規格碼、客戶碼等），讓 AI 能建議新料號。</w:t>
       </w:r>
     </w:p>
     <w:p>
@@ -63,7 +71,7 @@
     </w:p>
     <w:p>
       <w:r>
-        <w:t>4. 新增料號的核定流程與權責是什麼？定價由誰決定？</w:t>
+        <w:t>4. 請說明查重與新增料號的核定流程與權責（誰能核定）。</w:t>
       </w:r>
     </w:p>
     <w:p>
@@ -73,7 +81,7 @@
     </w:p>
     <w:p>
       <w:r>
-        <w:t>5. 工程助理的料號需求通常怎麼描述（品名/規格/用途）？有無固定格式？</w:t>
+        <w:t>5. 請提供一份工程助理常見的料號需求信當範例，讓 AI 認得內容。</w:t>
       </w:r>
     </w:p>
     <w:p>
@@ -83,12 +91,45 @@
     </w:p>
     <w:p>
       <w:r>
-        <w:t>6. Agent 只出查詢結果與新增建議（標待核定），不直接建號定價，這個定位可以嗎？</w:t>
+        <w:t>6. 請確認這份資料只給業務部材料銷售使用（含台積 price book，客戶與商業敏感）。</w:t>
       </w:r>
     </w:p>
     <w:p>
       <w:r>
         <w:t>回答：</w:t>
+      </w:r>
+    </w:p>
+    <w:p>
+      <w:pPr>
+        <w:pStyle w:val="Heading2"/>
+      </w:pPr>
+      <w:r>
+        <w:t>二、要用了之後、跟 AI 一起調整的事情（先了解即可，不用現在填）</w:t>
+      </w:r>
+    </w:p>
+    <w:p>
+      <w:r>
+        <w:t>• 先用幾筆真實需求試跑，看 AI 查到的可用料號準不準（有沒有找到可替代的舊料號）。</w:t>
+      </w:r>
+    </w:p>
+    <w:p>
+      <w:r>
+        <w:t>• 遇到沒有相近料號，看 AI 是否標「建議新增（待核定）」而不是直接定案定價。</w:t>
+      </w:r>
+    </w:p>
+    <w:p>
+      <w:r>
+        <w:t>• 如果 AI 建議的新料號命名不符規則，把正確規則告訴它，它會修正。</w:t>
+      </w:r>
+    </w:p>
+    <w:p>
+      <w:r>
+        <w:t>• 跟 AI 說「直接新增並定一個價」，確認它會拒絕、提醒須權責人員核定。</w:t>
+      </w:r>
+    </w:p>
+    <w:p>
+      <w:r>
+        <w:t>• AI 出的查詢／新增建議由助理專員核定料號與單價後，再入總表存 Q 槽。</w:t>
       </w:r>
     </w:p>
     <w:p/>
